--- a/Revue_EIES_WCAG_Dr_IBRAHIMA_DIALLO/3_Chap7_Cadre_Juridique/Chap7_SUIVI_MODIFICATIONS_Dr_IBRAHIMA_DIALLO.docx
+++ b/Revue_EIES_WCAG_Dr_IBRAHIMA_DIALLO/3_Chap7_Cadre_Juridique/Chap7_SUIVI_MODIFICATIONS_Dr_IBRAHIMA_DIALLO.docx
@@ -398,7 +398,7 @@
         </w:rPr>
         <w:t xml:space="preserve">Le présent chapitre a pour objet d'identifier, d'analyser et de mettre en cohérence l'ensemble des exigences juridiques, normatives et institutionnelles applicables au Projet de raffinerie d'alumine de WCAG et à ses installations associées. Il s'appuie sur </w:t>
       </w:r>
-      <w:del w:id="90001" w:author="Dr IBRAHIMA DIALLO" w:date="2026-08-17T12:00:00Z">
+      <w:del w:id="90001" w:author="Dr IBRAHIMA DIALLO" w:date="2026-08-17T13:00:00Z">
         <w:r>
           <w:rPr>
             <w:rFonts w:ascii="Arial" w:hAnsi="Arial" w:cs="Arial"/>
@@ -409,7 +409,7 @@
           <w:delText xml:space="preserve">trois corpus complémentaires</w:delText>
         </w:r>
       </w:del>
-      <w:ins w:id="90002" w:author="Dr IBRAHIMA DIALLO" w:date="2026-08-17T12:00:00Z">
+      <w:ins w:id="90002" w:author="Dr IBRAHIMA DIALLO" w:date="2026-08-17T13:00:00Z">
         <w:r>
           <w:rPr>
             <w:rFonts w:ascii="Arial" w:hAnsi="Arial" w:cs="Arial"/>
@@ -2370,7 +2370,7 @@
                 </w:rPr>
                 <w:t xml:space="preserve">Loi L/2016/0</w:t>
               </w:r>
-              <w:del w:id="90009" w:author="Dr IBRAHIMA DIALLO" w:date="2026-08-17T12:00:00Z">
+              <w:del w:id="90009" w:author="Dr IBRAHIMA DIALLO" w:date="2026-08-17T13:00:00Z">
                 <w:r>
                   <w:rPr>
                     <w:rFonts w:ascii="Arial" w:hAnsi="Arial" w:cs="Arial"/>
@@ -2380,7 +2380,7 @@
                   <w:delText xml:space="preserve">63/AN</w:delText>
                 </w:r>
               </w:del>
-              <w:ins w:id="90010" w:author="Dr IBRAHIMA DIALLO" w:date="2026-08-17T12:00:00Z">
+              <w:ins w:id="90010" w:author="Dr IBRAHIMA DIALLO" w:date="2026-08-17T13:00:00Z">
                 <w:r>
                   <w:rPr>
                     <w:rFonts w:ascii="Arial" w:hAnsi="Arial" w:cs="Arial"/>
@@ -2483,7 +2483,7 @@
               </w:rPr>
               <w:t xml:space="preserve">doit s’aligner sur les dispositions de cet</w:t>
             </w:r>
-            <w:del w:id="90011" w:author="Dr IBRAHIMA DIALLO" w:date="2026-08-17T12:00:00Z">
+            <w:del w:id="90011" w:author="Dr IBRAHIMA DIALLO" w:date="2026-08-17T13:00:00Z">
               <w:r>
                 <w:rPr>
                   <w:rFonts w:ascii="Arial" w:eastAsia="Calibri" w:hAnsi="Arial" w:cs="Arial"/>
@@ -2494,7 +2494,7 @@
                 <w:delText xml:space="preserve"> arrêté</w:delText>
               </w:r>
             </w:del>
-            <w:ins w:id="90012" w:author="Dr IBRAHIMA DIALLO" w:date="2026-08-17T12:00:00Z">
+            <w:ins w:id="90012" w:author="Dr IBRAHIMA DIALLO" w:date="2026-08-17T13:00:00Z">
               <w:r>
                 <w:rPr>
                   <w:rFonts w:ascii="Arial" w:eastAsia="Calibri" w:hAnsi="Arial" w:cs="Arial"/>
@@ -6879,7 +6879,7 @@
               </w:rPr>
               <w:t xml:space="preserve"> L’Accord de Paris est mentionné à titre de contexte international. Dans le cadre du présent Projet, la future ÉIES évaluera </w:t>
             </w:r>
-            <w:del w:id="90013" w:author="Dr IBRAHIMA DIALLO" w:date="2026-08-17T12:00:00Z">
+            <w:del w:id="90013" w:author="Dr IBRAHIMA DIALLO" w:date="2026-08-17T13:00:00Z">
               <w:r>
                 <w:rPr>
                   <w:rFonts w:ascii="Arial" w:hAnsi="Arial" w:cs="Arial"/>
@@ -6889,7 +6889,7 @@
                 <w:delText xml:space="preserve">les émissions de GES associées aux phases de construction et d’exploitation, conformément au cadre réglementaire national applicable et aux exigences des autorisations, le cas échéant</w:delText>
               </w:r>
             </w:del>
-            <w:ins w:id="90014" w:author="Dr IBRAHIMA DIALLO" w:date="2026-08-17T12:00:00Z">
+            <w:ins w:id="90014" w:author="Dr IBRAHIMA DIALLO" w:date="2026-08-17T13:00:00Z">
               <w:r>
                 <w:rPr>
                   <w:rFonts w:ascii="Arial" w:hAnsi="Arial" w:cs="Arial"/>
@@ -7023,7 +7023,7 @@
               </w:rPr>
               <w:t xml:space="preserve">Applicable aux équipements de réfrigération, de climatisation et aux agents extincteurs utilisés sur le site. Le projet doit prendre en compte cette convention en substituant les substances réglementées par des alternatives à faible potentiel d’app</w:t>
             </w:r>
-            <w:del w:id="90007" w:author="Dr IBRAHIMA DIALLO" w:date="2026-08-17T12:00:00Z">
+            <w:del w:id="90007" w:author="Dr IBRAHIMA DIALLO" w:date="2026-08-17T13:00:00Z">
               <w:r>
                 <w:rPr>
                   <w:rFonts w:ascii="Arial" w:hAnsi="Arial" w:cs="Arial"/>
@@ -7033,7 +7033,7 @@
                 <w:delText xml:space="preserve">rovisionnement de l’ozone</w:delText>
               </w:r>
             </w:del>
-            <w:ins w:id="90008" w:author="Dr IBRAHIMA DIALLO" w:date="2026-08-17T12:00:00Z">
+            <w:ins w:id="90008" w:author="Dr IBRAHIMA DIALLO" w:date="2026-08-17T13:00:00Z">
               <w:r>
                 <w:rPr>
                   <w:rFonts w:ascii="Arial" w:hAnsi="Arial" w:cs="Arial"/>
@@ -9067,7 +9067,7 @@
           <w:szCs w:val="21"/>
         </w:rPr>
       </w:pPr>
-      <w:ins w:id="90003" w:author="Dr IBRAHIMA DIALLO" w:date="2026-08-17T12:00:00Z">
+      <w:ins w:id="90003" w:author="Dr IBRAHIMA DIALLO" w:date="2026-08-17T13:00:00Z">
         <w:r>
           <w:rPr>
             <w:rFonts w:ascii="Arial" w:eastAsia="Calibri" w:hAnsi="Arial" w:cs="Arial"/>
@@ -9531,7 +9531,7 @@
               </w:rPr>
               <w:t xml:space="preserve">Les normes NG de 2012 ne couvrent pas nécessairement l'ensemble des paramètres sectoriels d'une raffinerie d'alumine (GES, qualité de l'air, effluents Bayer). Il est recommandé d'appliquer</w:t>
             </w:r>
-            <w:del w:id="90004" w:author="Dr IBRAHIMA DIALLO" w:date="2026-08-17T12:00:00Z">
+            <w:del w:id="90004" w:author="Dr IBRAHIMA DIALLO" w:date="2026-08-17T13:00:00Z">
               <w:r>
                 <w:rPr>
                   <w:rFonts w:ascii="Arial" w:hAnsi="Arial" w:cs="Arial"/>
@@ -9541,7 +9541,7 @@
                 <w:delText xml:space="preserve"> en complément les IFC EHS Guidelines (générales et sectorielles Aluminium/Alumina) lorsque plus strictes</w:delText>
               </w:r>
             </w:del>
-            <w:ins w:id="90005" w:author="Dr IBRAHIMA DIALLO" w:date="2026-08-17T12:00:00Z">
+            <w:ins w:id="90005" w:author="Dr IBRAHIMA DIALLO" w:date="2026-08-17T13:00:00Z">
               <w:r>
                 <w:rPr>
                   <w:rFonts w:ascii="Arial" w:hAnsi="Arial" w:cs="Arial"/>
@@ -10268,7 +10268,7 @@
               </w:rPr>
               <w:t xml:space="preserve">Global Industry Standard on Tailings Management (GISTM), 2020</w:t>
             </w:r>
-            <w:del w:id="90015" w:author="Dr IBRAHIMA DIALLO" w:date="2026-08-17T12:00:00Z">
+            <w:del w:id="90015" w:author="Dr IBRAHIMA DIALLO" w:date="2026-08-17T13:00:00Z">
               <w:r>
                 <w:rPr>
                   <w:rFonts w:ascii="Arial" w:eastAsia="Calibri" w:hAnsi="Arial" w:cs="Arial"/>
@@ -10279,7 +10279,7 @@
                 <w:delText xml:space="preserve">,</w:delText>
               </w:r>
             </w:del>
-            <w:ins w:id="90016" w:author="Dr IBRAHIMA DIALLO" w:date="2026-08-17T12:00:00Z">
+            <w:ins w:id="90016" w:author="Dr IBRAHIMA DIALLO" w:date="2026-08-17T13:00:00Z">
               <w:r>
                 <w:rPr>
                   <w:rFonts w:ascii="Arial" w:eastAsia="Calibri" w:hAnsi="Arial" w:cs="Arial"/>
@@ -11381,7 +11381,7 @@
         </w:rPr>
         <w:t xml:space="preserve">En cohérence avec le Programme Simandou 2040, appuyer le secteur minier pour l’orienter vers une trajectoire de neutralité carbone (zéro émission nette), le projet devra s’aligner sur cette nouvelle CDN.</w:t>
       </w:r>
-      <w:ins w:id="90006" w:author="Dr IBRAHIMA DIALLO" w:date="2026-08-17T12:00:00Z">
+      <w:ins w:id="90006" w:author="Dr IBRAHIMA DIALLO" w:date="2026-08-17T13:00:00Z">
         <w:r>
           <w:rPr>
             <w:rFonts w:ascii="Arial" w:eastAsia="Calibri" w:hAnsi="Arial" w:cs="Arial"/>

--- a/Revue_EIES_WCAG_Dr_IBRAHIMA_DIALLO/3_Chap7_Cadre_Juridique/Chap7_SUIVI_MODIFICATIONS_Dr_IBRAHIMA_DIALLO.docx
+++ b/Revue_EIES_WCAG_Dr_IBRAHIMA_DIALLO/3_Chap7_Cadre_Juridique/Chap7_SUIVI_MODIFICATIONS_Dr_IBRAHIMA_DIALLO.docx
@@ -10693,6 +10693,285 @@
         </w:rPr>
         <w:br w:type="page"/>
       </w:r>
+    </w:p>
+    <w:p>
+      <w:pPr>
+        <w:spacing w:before="120" w:after="0" w:line="276" w:lineRule="auto"/>
+        <w:rPr>
+          <w:ins w:id="96001" w:author="Dr IBRAHIMA DIALLO" w:date="2026-08-17T15:00:00Z"/>
+        </w:rPr>
+      </w:pPr>
+      <w:ins w:id="96002" w:author="Dr IBRAHIMA DIALLO" w:date="2026-08-17T15:00:00Z">
+        <w:r>
+          <w:rPr>
+            <w:rFonts w:ascii="Arial" w:eastAsia="Calibri" w:hAnsi="Arial" w:cs="Arial"/>
+            <w:b/>
+            <w:bCs/>
+            <w:color w:val="000000"/>
+            <w:sz w:val="21"/>
+            <w:szCs w:val="21"/>
+            <w:u w:val="single"/>
+          </w:rPr>
+          <w:t xml:space="preserve">Normes techniques chinoises applicables au Projet (bailleur China Exim Bank)</w:t>
+        </w:r>
+      </w:ins>
+    </w:p>
+    <w:p>
+      <w:pPr>
+        <w:spacing w:after="0" w:line="276" w:lineRule="auto"/>
+        <w:jc w:val="both"/>
+        <w:rPr>
+          <w:ins w:id="96003" w:author="Dr IBRAHIMA DIALLO" w:date="2026-08-17T15:00:00Z"/>
+        </w:rPr>
+      </w:pPr>
+      <w:ins w:id="96004" w:author="Dr IBRAHIMA DIALLO" w:date="2026-08-17T15:00:00Z">
+        <w:r>
+          <w:rPr>
+            <w:rFonts w:ascii="Arial" w:eastAsia="Calibri" w:hAnsi="Arial" w:cs="Arial"/>
+            <w:color w:val="000000"/>
+            <w:sz w:val="21"/>
+            <w:szCs w:val="21"/>
+          </w:rPr>
+          <w:t xml:space="preserve">Le Projet étant financé par la China Exim Bank et réalisé par un consortium chinois, les normes techniques chinoises (séries GB — normes nationales obligatoires, GB/T — recommandées, HJ — normes sectorielles environnementales) s'appliquent, en complément des exigences guinéennes et des bonnes pratiques internationales, selon la règle du référentiel le plus strict. Consolidées à partir des chapitres thématiques de la présente ÉIES, les principales normes et référentiels pertinents sont les suivants :</w:t>
+        </w:r>
+      </w:ins>
+    </w:p>
+    <w:p>
+      <w:pPr>
+        <w:spacing w:after="0" w:line="276" w:lineRule="auto"/>
+        <w:jc w:val="both"/>
+        <w:rPr>
+          <w:ins w:id="96005" w:author="Dr IBRAHIMA DIALLO" w:date="2026-08-17T15:00:00Z"/>
+        </w:rPr>
+      </w:pPr>
+      <w:ins w:id="96006" w:author="Dr IBRAHIMA DIALLO" w:date="2026-08-17T15:00:00Z">
+        <w:r>
+          <w:rPr>
+            <w:rFonts w:ascii="Arial" w:eastAsia="Calibri" w:hAnsi="Arial" w:cs="Arial"/>
+            <w:b/>
+            <w:bCs/>
+            <w:color w:val="000000"/>
+            <w:sz w:val="21"/>
+            <w:szCs w:val="21"/>
+          </w:rPr>
+          <w:t xml:space="preserve">Cadre du bailleur et gouvernance environnementale et sociale — </w:t>
+        </w:r>
+        <w:r>
+          <w:rPr>
+            <w:rFonts w:ascii="Arial" w:eastAsia="Calibri" w:hAnsi="Arial" w:cs="Arial"/>
+            <w:color w:val="000000"/>
+            <w:sz w:val="21"/>
+            <w:szCs w:val="21"/>
+          </w:rPr>
+          <w:t xml:space="preserve">Directives d'évaluation des impacts environnementaux et sociaux des projets de prêt de la China Exim Bank (2007) ; Lignes directrices pour la protection de l'environnement écologique dans les projets d'investissement et de coopération à l'étranger (MOFCOM/MEE, 2022) ; orientations de développement vert (Ceinture et Route verte, 2021) ; Loi de la RPC sur la prévention et le contrôle de la pollution de l'environnement par les déchets solides (révision 2020).</w:t>
+        </w:r>
+      </w:ins>
+    </w:p>
+    <w:p>
+      <w:pPr>
+        <w:spacing w:after="0" w:line="276" w:lineRule="auto"/>
+        <w:jc w:val="both"/>
+        <w:rPr>
+          <w:ins w:id="96007" w:author="Dr IBRAHIMA DIALLO" w:date="2026-08-17T15:00:00Z"/>
+        </w:rPr>
+      </w:pPr>
+      <w:ins w:id="96008" w:author="Dr IBRAHIMA DIALLO" w:date="2026-08-17T15:00:00Z">
+        <w:r>
+          <w:rPr>
+            <w:rFonts w:ascii="Arial" w:eastAsia="Calibri" w:hAnsi="Arial" w:cs="Arial"/>
+            <w:b/>
+            <w:bCs/>
+            <w:color w:val="000000"/>
+            <w:sz w:val="21"/>
+            <w:szCs w:val="21"/>
+          </w:rPr>
+          <w:t xml:space="preserve">Gestion des déchets (chapitre 23) — </w:t>
+        </w:r>
+        <w:r>
+          <w:rPr>
+            <w:rFonts w:ascii="Arial" w:eastAsia="Calibri" w:hAnsi="Arial" w:cs="Arial"/>
+            <w:color w:val="000000"/>
+            <w:sz w:val="21"/>
+            <w:szCs w:val="21"/>
+          </w:rPr>
+          <w:t xml:space="preserve">GB 34330-2017 (identification des déchets solides) ; série GB 5085.1 à 5085.7 et Catalogue national des déchets dangereux (2021), avec attribution des codes HW ; GB 18597-2001 (stockage des déchets dangereux) ; GB 18598-2019 (enfouissement) ; GB 18599-2020 (déchets industriels solides généraux) ; GB 18484-2020 et GB 18485-2014 (incinération) ; HJ 2025-2012 et HJ 1259-2022 (collecte, transport et gestion) ; GB 15562.2 (signalétique de danger).</w:t>
+        </w:r>
+      </w:ins>
+    </w:p>
+    <w:p>
+      <w:pPr>
+        <w:spacing w:after="0" w:line="276" w:lineRule="auto"/>
+        <w:jc w:val="both"/>
+        <w:rPr>
+          <w:ins w:id="96009" w:author="Dr IBRAHIMA DIALLO" w:date="2026-08-17T15:00:00Z"/>
+        </w:rPr>
+      </w:pPr>
+      <w:ins w:id="96010" w:author="Dr IBRAHIMA DIALLO" w:date="2026-08-17T15:00:00Z">
+        <w:r>
+          <w:rPr>
+            <w:rFonts w:ascii="Arial" w:eastAsia="Calibri" w:hAnsi="Arial" w:cs="Arial"/>
+            <w:b/>
+            <w:bCs/>
+            <w:color w:val="000000"/>
+            <w:sz w:val="21"/>
+            <w:szCs w:val="21"/>
+          </w:rPr>
+          <w:t xml:space="preserve">Parc de stockage des résidus de bauxite (chapitre 9) — </w:t>
+        </w:r>
+        <w:r>
+          <w:rPr>
+            <w:rFonts w:ascii="Arial" w:eastAsia="Calibri" w:hAnsi="Arial" w:cs="Arial"/>
+            <w:color w:val="000000"/>
+            <w:sz w:val="21"/>
+            <w:szCs w:val="21"/>
+          </w:rPr>
+          <w:t xml:space="preserve">GB 50863-2013 (conception des installations de résidus) ; GB 39496-2020 (sécurité des parcs à résidus) ; GB 51018 et GB 50201 (protection contre les crues) ; GB 18306 et GB 50011 (aléa sismique et conception parasismique).</w:t>
+        </w:r>
+      </w:ins>
+    </w:p>
+    <w:p>
+      <w:pPr>
+        <w:spacing w:after="0" w:line="276" w:lineRule="auto"/>
+        <w:jc w:val="both"/>
+        <w:rPr>
+          <w:ins w:id="96011" w:author="Dr IBRAHIMA DIALLO" w:date="2026-08-17T15:00:00Z"/>
+        </w:rPr>
+      </w:pPr>
+      <w:ins w:id="96012" w:author="Dr IBRAHIMA DIALLO" w:date="2026-08-17T15:00:00Z">
+        <w:r>
+          <w:rPr>
+            <w:rFonts w:ascii="Arial" w:eastAsia="Calibri" w:hAnsi="Arial" w:cs="Arial"/>
+            <w:b/>
+            <w:bCs/>
+            <w:color w:val="000000"/>
+            <w:sz w:val="21"/>
+            <w:szCs w:val="21"/>
+          </w:rPr>
+          <w:t xml:space="preserve">Eau (chapitres 9, 13 et 23) — </w:t>
+        </w:r>
+        <w:r>
+          <w:rPr>
+            <w:rFonts w:ascii="Arial" w:eastAsia="Calibri" w:hAnsi="Arial" w:cs="Arial"/>
+            <w:color w:val="000000"/>
+            <w:sz w:val="21"/>
+            <w:szCs w:val="21"/>
+          </w:rPr>
+          <w:t xml:space="preserve">GB 3838-2002 (qualité des eaux de surface) ; GB/T 14848-2017 (qualité des eaux souterraines) ; GB 5749 (eau potable) ; GB 8978 (rejets d'eaux usées).</w:t>
+        </w:r>
+      </w:ins>
+    </w:p>
+    <w:p>
+      <w:pPr>
+        <w:spacing w:after="0" w:line="276" w:lineRule="auto"/>
+        <w:jc w:val="both"/>
+        <w:rPr>
+          <w:ins w:id="96013" w:author="Dr IBRAHIMA DIALLO" w:date="2026-08-17T15:00:00Z"/>
+        </w:rPr>
+      </w:pPr>
+      <w:ins w:id="96014" w:author="Dr IBRAHIMA DIALLO" w:date="2026-08-17T15:00:00Z">
+        <w:r>
+          <w:rPr>
+            <w:rFonts w:ascii="Arial" w:eastAsia="Calibri" w:hAnsi="Arial" w:cs="Arial"/>
+            <w:b/>
+            <w:bCs/>
+            <w:color w:val="000000"/>
+            <w:sz w:val="21"/>
+            <w:szCs w:val="21"/>
+          </w:rPr>
+          <w:t xml:space="preserve">Air, bruit et vibrations (chapitres 7, 9 et patrimoine culturel) — </w:t>
+        </w:r>
+        <w:r>
+          <w:rPr>
+            <w:rFonts w:ascii="Arial" w:eastAsia="Calibri" w:hAnsi="Arial" w:cs="Arial"/>
+            <w:color w:val="000000"/>
+            <w:sz w:val="21"/>
+            <w:szCs w:val="21"/>
+          </w:rPr>
+          <w:t xml:space="preserve">GB 25465-2010 (polluants de l'industrie de l'aluminium) ; GB 13223-2011 (émissions atmosphériques des centrales thermiques) ; GB 16297-1996 (émissions atmosphériques, règles générales) ; GB 3096-2008 (environnement acoustique) ; GB 12523-2011 (bruit de chantier) ; GB 6722 (sécurité des vibrations et des tirs).</w:t>
+        </w:r>
+      </w:ins>
+    </w:p>
+    <w:p>
+      <w:pPr>
+        <w:spacing w:after="0" w:line="276" w:lineRule="auto"/>
+        <w:jc w:val="both"/>
+        <w:rPr>
+          <w:ins w:id="96015" w:author="Dr IBRAHIMA DIALLO" w:date="2026-08-17T15:00:00Z"/>
+        </w:rPr>
+      </w:pPr>
+      <w:ins w:id="96016" w:author="Dr IBRAHIMA DIALLO" w:date="2026-08-17T15:00:00Z">
+        <w:r>
+          <w:rPr>
+            <w:rFonts w:ascii="Arial" w:eastAsia="Calibri" w:hAnsi="Arial" w:cs="Arial"/>
+            <w:b/>
+            <w:bCs/>
+            <w:color w:val="000000"/>
+            <w:sz w:val="21"/>
+            <w:szCs w:val="21"/>
+          </w:rPr>
+          <w:t xml:space="preserve">Climat et gaz à effet de serre (chapitre 9) — </w:t>
+        </w:r>
+        <w:r>
+          <w:rPr>
+            <w:rFonts w:ascii="Arial" w:eastAsia="Calibri" w:hAnsi="Arial" w:cs="Arial"/>
+            <w:color w:val="000000"/>
+            <w:sz w:val="21"/>
+            <w:szCs w:val="21"/>
+          </w:rPr>
+          <w:t xml:space="preserve">quantification des émissions selon GB/T 32150 (comptabilité GES des entreprises) ou ISO 14064 ; ISO 14090 (adaptation au changement climatique) ; cohérence avec la CDN 3.0 de la Guinée et avec l'engagement de la Chine (2021) de ne plus construire de nouvelles centrales à charbon à l'étranger.</w:t>
+        </w:r>
+      </w:ins>
+    </w:p>
+    <w:p>
+      <w:pPr>
+        <w:spacing w:after="0" w:line="276" w:lineRule="auto"/>
+        <w:jc w:val="both"/>
+        <w:rPr>
+          <w:ins w:id="96017" w:author="Dr IBRAHIMA DIALLO" w:date="2026-08-17T15:00:00Z"/>
+        </w:rPr>
+      </w:pPr>
+      <w:ins w:id="96018" w:author="Dr IBRAHIMA DIALLO" w:date="2026-08-17T15:00:00Z">
+        <w:r>
+          <w:rPr>
+            <w:rFonts w:ascii="Arial" w:eastAsia="Calibri" w:hAnsi="Arial" w:cs="Arial"/>
+            <w:b/>
+            <w:bCs/>
+            <w:color w:val="000000"/>
+            <w:sz w:val="21"/>
+            <w:szCs w:val="21"/>
+          </w:rPr>
+          <w:t xml:space="preserve">Patrimoine culturel (plan de gestion du patrimoine culturel) — </w:t>
+        </w:r>
+        <w:r>
+          <w:rPr>
+            <w:rFonts w:ascii="Arial" w:eastAsia="Calibri" w:hAnsi="Arial" w:cs="Arial"/>
+            <w:color w:val="000000"/>
+            <w:sz w:val="21"/>
+            <w:szCs w:val="21"/>
+          </w:rPr>
+          <w:t xml:space="preserve">Conventions UNESCO de 1972 (patrimoine mondial), de 2003 (patrimoine culturel immatériel) et de 1970 (trafic illicite), ratifiées par la Chine et la Guinée ; Principes ICOMOS-Chine pour la conservation des sites patrimoniaux ; Convention de Minamata (mercure) ; Protocole de Montréal et Amendement de Kigali (substances appauvrissant la couche d'ozone).</w:t>
+        </w:r>
+      </w:ins>
+    </w:p>
+    <w:p>
+      <w:pPr>
+        <w:spacing w:after="0" w:line="276" w:lineRule="auto"/>
+        <w:jc w:val="both"/>
+        <w:rPr>
+          <w:ins w:id="96019" w:author="Dr IBRAHIMA DIALLO" w:date="2026-08-17T15:00:00Z"/>
+        </w:rPr>
+      </w:pPr>
+      <w:ins w:id="96020" w:author="Dr IBRAHIMA DIALLO" w:date="2026-08-17T15:00:00Z">
+        <w:r>
+          <w:rPr>
+            <w:rFonts w:ascii="Arial" w:eastAsia="Calibri" w:hAnsi="Arial" w:cs="Arial"/>
+            <w:color w:val="000000"/>
+            <w:sz w:val="21"/>
+            <w:szCs w:val="21"/>
+          </w:rPr>
+          <w:t xml:space="preserve">Ces normes et référentiels seront intégrés au Système de Gestion Environnementale et Sociale du Projet et feront l'objet d'un suivi de conformité documenté, exigé par le bailleur (règle du référentiel le plus strict entre la réglementation guinéenne, les normes chinoises et les bonnes pratiques internationales).</w:t>
+        </w:r>
+      </w:ins>
     </w:p>
     <w:p>
       <w:pPr>
